--- a/docs/Unified_Rewards_Platform_Architecture_Decisions.docx
+++ b/docs/Unified_Rewards_Platform_Architecture_Decisions.docx
@@ -475,7 +475,7 @@
         <w:t xml:space="preserve">Modular monolith (backend) </w:t>
       </w:r>
       <w:r>
-        <w:t>The backend is one deployable application, but internally it is split into clean, independent “modules” — one per business area. It gives the tidiness of separation without the heavy operational cost of many separate services.</w:t>
+        <w:t>The backend is one deployable application, but internally it is split into clean, independent “modules” — one per business area. It gives the tidiness of separation without the heavy operational cost of many separate services. NOTE: This document was written during the initial modular-monolith phase. The platform has since been migrated to the requirement-mandated 7-microservices architecture (Employee Profile, Benefits Catalogue, Compensation Rules, Reimbursement Workflow, Document Processing, Payroll Integration, Reporting &amp; Compliance). Each service owns its own SQLite database (Azure SQL in production), communicates via transactional outbox / Azure Service Bus, and is fronted by a YARP API gateway.</w:t>
       </w:r>
     </w:p>
     <w:p>
@@ -542,7 +542,7 @@
           <w:color w:val="64748B"/>
           <w:sz w:val="18"/>
         </w:rPr>
-        <w:t>Figure 1 — As-built logical architecture: the Module Federation frontend (shell host + four portal remotes), the .NET Clean-Architecture modular monolith with its seven modules and layers, the integration ‘seams’, and the external resources behind them.</w:t>
+        <w:t>Figure 1 — As-built logical architecture: the Module Federation frontend (shell host + four portal remotes), the .NET Clean-Architecture modular monolith with its seven modules and layers, the integration ‘seams’, and the external resources behind them. (Updated: the backend is now 7 microservices, not a modular monolith — see Microservices Migration Plan for details.)</w:t>
       </w:r>
     </w:p>
     <w:p>
@@ -1263,7 +1263,7 @@
         <w:t xml:space="preserve">Microservices (many separate deployable services) </w:t>
       </w:r>
       <w:r>
-        <w:t>They solve problems of very large teams and independent scaling, but they add heavy operational complexity — networking, distributed transactions, monitoring, versioning. For a single team building a case study, that cost vastly outweighs the benefit. A modular monolith gives most of the organisational benefit now and can be split into services later if ever needed.</w:t>
+        <w:t>They solve problems of very large teams and independent scaling, but they add heavy operational complexity — networking, distributed transactions, monitoring, versioning. For a single team building a case study, that cost vastly outweighs the benefit. A modular monolith gives most of the organisational benefit now and can be split into services later if ever needed. UPDATE: Microservices were subsequently adopted as mandated by the requirement document. The 7 services are independently deployable on Azure Container Apps (ACA) with per-service autoscaling, health probes, and CI/CD via GitHub Actions + Bicep IaC.</w:t>
       </w:r>
     </w:p>
     <w:p>
@@ -2222,7 +2222,7 @@
           <w:b w:val="0"/>
           <w:i w:val="0"/>
         </w:rPr>
-        <w:t>The architecture’s ‘seams’ (Section 4.14) mean the same code runs two ways: a zero-install set-up on a developer’s machine, and a managed, scalable set-up on Microsoft Azure. The table below maps each concern to both, and explains the Azure choice.</w:t>
+        <w:t>The architecture’s ‘seams’ (Section 4.14) mean the same code runs two ways: a zero-install set-up on a developer’s machine, and a managed, scalable set-up on Microsoft Azure. The table below maps each concern to both, and explains the Azure choice. As-built local stack: SQLite per service (zero install), YARP reverse proxy as gateway, in-process SQLite event bus (transactional outbox). Azure production equivalent: Azure SQL per service, Azure Container Apps, Azure Service Bus.</w:t>
       </w:r>
     </w:p>
     <w:p/>
@@ -4217,7 +4217,7 @@
         <w:rPr>
           <w:color w:val="312E81"/>
         </w:rPr>
-        <w:t>8. Cross-cutting concerns (applied everywhere)</w:t>
+        <w:t>8. Cross-cutting concerns (applied everywhere) Multi-currency (CurrencyCode ISO 4217, default INR) is applied on all monetary aggregates (Claim, BenefitPlan, SettlementRequest, AuditEntry). DataRetentionService enforces a 7-year configurable purge on a 24-hour schedule.</w:t>
       </w:r>
     </w:p>
     <w:p>
